--- a/por/docx/34.content.docx
+++ b/por/docx/34.content.docx
@@ -214,7 +214,7 @@
         <w:rPr>
           <w:lang w:val="pt_PT" w:bidi="pt_PT"/>
         </w:rPr>
-        <w:t xml:space="preserve"> Esta é a visão que o SENHOR concedeu a Naum, de Elcós, a respeito do juízo que está para cair sobre Nínive.</w:t>
+        <w:t xml:space="preserve"> Esta é a visão que o SENHOR concedeu a Naum, de Elcós, a respeito do juízo que está para cair sobre Nínive:</w:t>
       </w:r>
     </w:p>
     <w:p>
@@ -235,7 +235,7 @@
         <w:rPr>
           <w:lang w:val="pt_PT" w:bidi="pt_PT"/>
         </w:rPr>
-        <w:t xml:space="preserve"> O SENHOR é Deus zeloso por aqueles a quem ele ama; por isso, ele se vinga dos que os ferem e se levanta com ira contra os inimigos do seu povo.</w:t>
+        <w:t xml:space="preserve"> O SENHOR é Deus zeloso e vingador; ele se vinga dos seus adversários e manifesta sua ira contra os seus inimigos.</w:t>
       </w:r>
     </w:p>
     <w:p>
@@ -277,7 +277,7 @@
         <w:rPr>
           <w:lang w:val="pt_PT" w:bidi="pt_PT"/>
         </w:rPr>
-        <w:t xml:space="preserve"> Ao seu comando, o mar se recolhe e os rios secam; Basã e Carmelo perdem o verde, e o Líbano murcha por completo.</w:t>
+        <w:t xml:space="preserve"> Ao seu comando, o mar seca e os rios desaparecem; Basã e Carmelo murcham, e o verde do Líbano se desvanece.</w:t>
       </w:r>
     </w:p>
     <w:p>
@@ -298,7 +298,7 @@
         <w:rPr>
           <w:lang w:val="pt_PT" w:bidi="pt_PT"/>
         </w:rPr>
-        <w:t xml:space="preserve"> Diante dele, os montes tremem e as colinas se desfazem; a terra se abala, e com ela os que nela habitam.</w:t>
+        <w:t xml:space="preserve"> Diante dele, os montes tremem e as colinas se desfazem; a terra se abala e os que nela habitam são destruídos.</w:t>
       </w:r>
     </w:p>
     <w:p>
@@ -319,7 +319,7 @@
         <w:rPr>
           <w:lang w:val="pt_PT" w:bidi="pt_PT"/>
         </w:rPr>
-        <w:t xml:space="preserve"> Quem suportará a sua indignação? Quem permanecerá de pé quando a sua ira se acende? A sua fúria se derrama como fogo, e as rochas se quebram diante dele.</w:t>
+        <w:t xml:space="preserve"> Quem suporta a sua indignação? Quem permanece em pé quando a sua ira se acende? A sua fúria se derrama como fogo, e as rochas se quebram diante dele.</w:t>
       </w:r>
     </w:p>
     <w:p>
@@ -340,7 +340,7 @@
         <w:rPr>
           <w:lang w:val="pt_PT" w:bidi="pt_PT"/>
         </w:rPr>
-        <w:t xml:space="preserve"> O SENHOR é bom; no dia da aflição, ele é refúgio seguro; ele reconhece os que nele confiam.</w:t>
+        <w:t xml:space="preserve"> O SENHOR é bom; no dia da aflição, ele é refúgio seguro; ele protege os que nele confiam.</w:t>
       </w:r>
     </w:p>
     <w:p>
@@ -361,7 +361,7 @@
         <w:rPr>
           <w:lang w:val="pt_PT" w:bidi="pt_PT"/>
         </w:rPr>
-        <w:t xml:space="preserve"> Porém, com inundação violenta ele varre os seus adversários; ele os empurra para a escuridão; assim acontecerá com Nínive.</w:t>
+        <w:t xml:space="preserve"> Porém, com uma inundação violenta ele faz perecer os seus adversários; ele os empurra para a escuridão; assim acontecerá com Nínive.</w:t>
       </w:r>
     </w:p>
     <w:p>
@@ -382,7 +382,7 @@
         <w:rPr>
           <w:lang w:val="pt_PT" w:bidi="pt_PT"/>
         </w:rPr>
-        <w:t xml:space="preserve"> Que planos vocês levantam contra o SENHOR? Com um único golpe ele porá fim a isso; não será necessário repetir o golpe.</w:t>
+        <w:t xml:space="preserve"> Que planos vocês fazem contra o SENHOR? Com um único golpe ele os deterá; não será necessário repetir o golpe.</w:t>
       </w:r>
     </w:p>
     <w:p>
@@ -424,7 +424,7 @@
         <w:rPr>
           <w:lang w:val="pt_PT" w:bidi="pt_PT"/>
         </w:rPr>
-        <w:t xml:space="preserve"> Foi de ti, ó Nínive, que saiu a ousadia de tramar o mal contra o SENHOR e de formar conselho perverso?</w:t>
+        <w:t xml:space="preserve"> Foi de você, ó Nínive, que saiu aquele que planeja o mal contra o SENHOR?</w:t>
       </w:r>
     </w:p>
     <w:p>
@@ -445,7 +445,7 @@
         <w:rPr>
           <w:lang w:val="pt_PT" w:bidi="pt_PT"/>
         </w:rPr>
-        <w:t xml:space="preserve"> Assim diz o SENHOR: “Ainda que reúnam um exército de milhões de soldados, serão cortados e cairão, e desaparecerão; mas tu, Judá, és o meu povo; eu já te corrigi o suficiente.</w:t>
+        <w:t xml:space="preserve"> Assim diz o SENHOR: “Ainda que sejam fortes e numerosos, serão cortados e destruídos; mas você, Judá, embora eu o tenha afligido, não o afligirei mais.</w:t>
       </w:r>
     </w:p>
     <w:p>
@@ -466,7 +466,7 @@
         <w:rPr>
           <w:lang w:val="pt_PT" w:bidi="pt_PT"/>
         </w:rPr>
-        <w:t xml:space="preserve"> Agora quebrarei o teu jugo e romperei as tuas correntes, e te tirarei da servidão".</w:t>
+        <w:t xml:space="preserve"> Agora quebrarei o seu jugo e romperei as suas correntes, e o tirarei da servidão”.</w:t>
       </w:r>
     </w:p>
     <w:p>
@@ -487,7 +487,7 @@
         <w:rPr>
           <w:lang w:val="pt_PT" w:bidi="pt_PT"/>
         </w:rPr>
-        <w:t xml:space="preserve"> E ao rei da Assíria ele declara: “Eu já determinei o fim da tua casa real; teus filhos não se assentarão no trono, e o teu nome será apagado; destruirei teus deuses de pedra e de metal e os teus santuários; eu mesmo abrirei a tua sepultura, porque és desprezível".</w:t>
+        <w:t xml:space="preserve"> E ao rei da Assíria ele declara: “Eu já determinei o fim da sua casa real; seus filhos não se sentarão no seu trono, e o seu nome será apagado; destruirei seus deuses de pedra e metal e os seus santuários; eu mesmo abrirei a sua sepultura, porque você é desprezível”.</w:t>
       </w:r>
     </w:p>
     <w:p>
@@ -508,7 +508,7 @@
         <w:rPr>
           <w:lang w:val="pt_PT" w:bidi="pt_PT"/>
         </w:rPr>
-        <w:t xml:space="preserve"> Vejam! Mensageiros descem correndo pelos montes e anunciam boas notícias: “Os invasores foram totalmente derrotados; estamos livres, estamos livres!”. Ó Judá, proclamem um dia de gratidão ao SENHOR e cumpram os votos que fizeram; o perverso não marchará mais contra vocês; foi destruído para sempre e não será visto novamente.</w:t>
+        <w:t xml:space="preserve"> Vejam, sobre os montes vêm aqueles que anunciam boas notícias e proclamam a paz! Ó Judá, comemorem suas festas e cumpram os votos que fizeram; o perverso não voltará a invadir o seu território, pois foi completamente destruído.</w:t>
       </w:r>
     </w:p>
     <w:p>
@@ -545,7 +545,7 @@
         <w:rPr>
           <w:lang w:val="pt_PT" w:bidi="pt_PT"/>
         </w:rPr>
-        <w:t xml:space="preserve"> Nínive, chegou o seu momento; você está cercada por forças inimigas. Soem o alerta; soldados, tomem posição; alinhem as tropas, reforcem as armas e vigiem atentos ao instante do ataque.</w:t>
+        <w:t xml:space="preserve"> O destruidor avança contra você, Nínive. Guarde a fortaleza; vigie as estradas; prepare-se para a batalha; reúna toda a sua força.</w:t>
       </w:r>
     </w:p>
     <w:p>
@@ -587,7 +587,7 @@
         <w:rPr>
           <w:lang w:val="pt_PT" w:bidi="pt_PT"/>
         </w:rPr>
-        <w:t xml:space="preserve"> Os escudos vermelhos dos invasores reluzem ao sol; o assalto começou. Seus trajes são vermelhos, e os carros de guerra avançam juntos, puxados por cavalos ardentes.</w:t>
+        <w:t xml:space="preserve"> Os escudos vermelhos dos invasores reluzem ao sol; o ataque começou. Seus trajes são vermelhos, e os carros de guerra avançam juntos, enquanto as lanças se agitam.</w:t>
       </w:r>
     </w:p>
     <w:p>
@@ -608,7 +608,7 @@
         <w:rPr>
           <w:lang w:val="pt_PT" w:bidi="pt_PT"/>
         </w:rPr>
-        <w:t xml:space="preserve"> Dentro de você, Nínive, os próprios carros correm sem controle pelas ruas e praças, velozes como relâmpagos, brilhando como tochas.</w:t>
+        <w:t xml:space="preserve"> Em Nínive, os carros correm sem controle pelas ruas e praças, velozes como relâmpagos, brilhando como tochas.</w:t>
       </w:r>
     </w:p>
     <w:p>
@@ -650,7 +650,7 @@
         <w:rPr>
           <w:lang w:val="pt_PT" w:bidi="pt_PT"/>
         </w:rPr>
-        <w:t xml:space="preserve"> Mas já é tarde; as comportas do rio se abrem, o inimigo entra na cidade, e o palácio é tomado pelo pânico.</w:t>
+        <w:t xml:space="preserve"> Mas já é tarde; as comportas do rio foram abertas, e o palácio perde toda a firmeza.</w:t>
       </w:r>
     </w:p>
     <w:p>
@@ -671,7 +671,7 @@
         <w:rPr>
           <w:lang w:val="pt_PT" w:bidi="pt_PT"/>
         </w:rPr>
-        <w:t xml:space="preserve"> A rainha de Nínive é exposta e levada cativa; suas servas a seguem, chorando, gemendo como pombas e batendo no peito.</w:t>
+        <w:t xml:space="preserve"> A rainha é exposta e levada como prisioneira; suas servas a seguem, chorando, gemendo como pombas e batendo no peito.</w:t>
       </w:r>
     </w:p>
     <w:p>
@@ -692,7 +692,7 @@
         <w:rPr>
           <w:lang w:val="pt_PT" w:bidi="pt_PT"/>
         </w:rPr>
-        <w:t xml:space="preserve"> Nínive é como um reservatório rompido; seus soldados fogem sem resistir, e ela não consegue detê-los. “Voltem, fiquem aqui!”, clama, mas eles continuam a escapar.</w:t>
+        <w:t xml:space="preserve"> Nínive é como um açude rompido; seus soldados fogem sem resistir, e ela não consegue detê-los. “Voltem, fiquem aqui!”, clama, mas ninguém volta.</w:t>
       </w:r>
     </w:p>
     <w:p>
@@ -734,7 +734,7 @@
         <w:rPr>
           <w:lang w:val="pt_PT" w:bidi="pt_PT"/>
         </w:rPr>
-        <w:t xml:space="preserve"> Nínive está arruinada, vazia e desolada; os corações se desfazem de medo, os joelhos tremem, e os rostos empalidecem de terror.</w:t>
+        <w:t xml:space="preserve"> Nínive está arruinada, vazia e desolada; os corações se desfazem de medo, os joelhos tremem, e o povo fica pálido de terror.</w:t>
       </w:r>
     </w:p>
     <w:p>
@@ -755,7 +755,7 @@
         <w:rPr>
           <w:lang w:val="pt_PT" w:bidi="pt_PT"/>
         </w:rPr>
-        <w:t xml:space="preserve"> Onde está agora a toca dos leões, o lugar onde os filhotes eram alimentados, por onde andavam o leão, a leoa e os pequenos sem temor?</w:t>
+        <w:t xml:space="preserve"> Onde está agora a toca dos leões, o lugar onde os filhotes eram alimentados, por onde andavam o leão, a leoa e os filhotes sem temor?</w:t>
       </w:r>
     </w:p>
     <w:p>
@@ -776,7 +776,7 @@
         <w:rPr>
           <w:lang w:val="pt_PT" w:bidi="pt_PT"/>
         </w:rPr>
-        <w:t xml:space="preserve"> Ó Nínive, outrora leão poderoso, você despedaçava presas para os filhotes e para as leoas; enchia cavernas de despojos e covas de vítimas.</w:t>
+        <w:t xml:space="preserve"> Como um leão, Nínive despedaçava suas presas para alimentar os filhotes e as leoas; enchia seus esconderijos de caça e suas tocas de despojos.</w:t>
       </w:r>
     </w:p>
     <w:p>
@@ -797,7 +797,7 @@
         <w:rPr>
           <w:lang w:val="pt_PT" w:bidi="pt_PT"/>
         </w:rPr>
-        <w:t xml:space="preserve"> Agora, porém, o SENHOR dos Exércitos se levanta contra você; Ele destruirá seus carros de guerra, a espada consumirá seus filhotes, e suas presas desaparecerão da terra; nunca mais se ouvirá a voz de seus mensageiros.</w:t>
+        <w:t xml:space="preserve"> Agora, porém, o SENHOR dos Exércitos se levanta contra você. Ele destruirá seus carros de guerra, a espada consumirá seus filhotes, e suas presas desaparecerão da terra; nunca mais se ouvirá a voz de seus embaixadores.</w:t>
       </w:r>
     </w:p>
     <w:p>
@@ -834,7 +834,7 @@
         <w:rPr>
           <w:lang w:val="pt_PT" w:bidi="pt_PT"/>
         </w:rPr>
-        <w:t xml:space="preserve"> Ai de Nínive, cidade de sangue, cheia de mentira, cheia de roubo, que não deixa de fazer vítimas!</w:t>
+        <w:t xml:space="preserve"> Ai de Nínive, cidade de sangue, cheia de mentira e roubo, que não deixa de fazer vítimas!</w:t>
       </w:r>
     </w:p>
     <w:p>
@@ -855,7 +855,7 @@
         <w:rPr>
           <w:lang w:val="pt_PT" w:bidi="pt_PT"/>
         </w:rPr>
-        <w:t xml:space="preserve"> Ouçam: o estalo dos chicotes; ouçam: o ruído dos carros que avançam; o estrondo das rodas, o galope dos cavalos, o sacudir dos carros de guerra.</w:t>
+        <w:t xml:space="preserve"> Ouçam: o estalo dos chicotes; ouçam: o ruído dos carros que avançam, o estrondo das rodas, o galope dos cavalos, o sacudir dos carros de guerra.</w:t>
       </w:r>
     </w:p>
     <w:p>
@@ -876,7 +876,7 @@
         <w:rPr>
           <w:lang w:val="pt_PT" w:bidi="pt_PT"/>
         </w:rPr>
-        <w:t xml:space="preserve"> Vejam: espadas que brilham, lanças que reluzem, braços erguidos da cavalaria; há mortos por toda parte, há corpos no chão, há montes de cadáveres; os vivos tropeçam nos mortos, caem e se levantam, e tornam a cair.</w:t>
+        <w:t xml:space="preserve"> Vejam: espadas brilhantes, lanças reluzentes, nos braços erguidos dos soldados da cavalaria; há mortos por toda parte, há corpos no chão, há montes de cadáveres; os vivos tropeçam nos mortos, caem e se levantam, e tornam a cair.</w:t>
       </w:r>
     </w:p>
     <w:p>
@@ -897,7 +897,7 @@
         <w:rPr>
           <w:lang w:val="pt_PT" w:bidi="pt_PT"/>
         </w:rPr>
-        <w:t xml:space="preserve"> Isso acontece por causa do desejo sem fim da prostituta sedutora, senhora de encantamentos que matam; ela enganava as nações com sua beleza e depois as ensinava a servir deuses falsos, enfeitiçando povos em toda parte.</w:t>
+        <w:t xml:space="preserve"> Tudo isso acontece por causa do desejo desenfreado da prostituta sedutora, senhora de encantamentos que matam; ela enganava as nações com suas seduções e levava povos inteiros para o engano.</w:t>
       </w:r>
     </w:p>
     <w:p>
@@ -918,7 +918,7 @@
         <w:rPr>
           <w:lang w:val="pt_PT" w:bidi="pt_PT"/>
         </w:rPr>
-        <w:t xml:space="preserve"> “Eu me levanto contra você”, diz o SENHOR dos Exércitos; “farei as nações verem a sua nudez e mostrarei aos reinos a sua vergonha.</w:t>
+        <w:t xml:space="preserve"> “Eu me levantei contra você”, diz o SENHOR dos Exércitos; “farei as nações verem a sua nudez e mostrarei aos reinos a sua vergonha.</w:t>
       </w:r>
     </w:p>
     <w:p>
@@ -960,7 +960,7 @@
         <w:rPr>
           <w:lang w:val="pt_PT" w:bidi="pt_PT"/>
         </w:rPr>
-        <w:t xml:space="preserve"> Todos os que a virem recuarão com horror e dirão: 'Nínive está arrasada!'; e ninguém lamentará por você, ninguém buscará consolar você".</w:t>
+        <w:t xml:space="preserve"> Todos os que a virem recuarão com horror e dirão: ‘Nínive foi destruída! Quem sentirá pena dela?’. Onde encontrarei alguém para consolá-la?”.</w:t>
       </w:r>
     </w:p>
     <w:p>
@@ -1044,7 +1044,7 @@
         <w:rPr>
           <w:lang w:val="pt_PT" w:bidi="pt_PT"/>
         </w:rPr>
-        <w:t xml:space="preserve"> Assim também você, Nínive, cambaleará como embriagada; você se esconderá do inimigo e tremerá de medo.</w:t>
+        <w:t xml:space="preserve"> Você também, Nínive, ficará embriagada; procurará um abrigo para se esconder do inimigo.</w:t>
       </w:r>
     </w:p>
     <w:p>
@@ -1065,7 +1065,7 @@
         <w:rPr>
           <w:lang w:val="pt_PT" w:bidi="pt_PT"/>
         </w:rPr>
-        <w:t xml:space="preserve"> Todas as suas fortalezas cairão; serão como figos maduros, os primeiros da estação: basta sacudir, e eles caem na boca de quem espera.</w:t>
+        <w:t xml:space="preserve"> Todas as suas fortalezas cairão; serão como os primeiros figos maduros: basta sacudir a árvore, e eles caem na boca de quem a sacode.</w:t>
       </w:r>
     </w:p>
     <w:p>
@@ -1086,7 +1086,7 @@
         <w:rPr>
           <w:lang w:val="pt_PT" w:bidi="pt_PT"/>
         </w:rPr>
-        <w:t xml:space="preserve"> Seus soldados ficarão fracos e sem defesa, como mulheres; os portões da sua terra se abrirão por completo aos inimigos, e o fogo consumirá as suas trancas.</w:t>
+        <w:t xml:space="preserve"> Seus soldados ficarão fracos e sem defesa, como mulheres; os portões da sua terra se abrirão totalmente para os inimigos, e o fogo consumirá as suas trancas.</w:t>
       </w:r>
     </w:p>
     <w:p>
@@ -1107,7 +1107,7 @@
         <w:rPr>
           <w:lang w:val="pt_PT" w:bidi="pt_PT"/>
         </w:rPr>
-        <w:t xml:space="preserve"> Preparem-se para o cerco; ajuntem água; reforcem as fortalezas; façam tijolos para reparar os muros; cavem, amassem o barro e encham as formas.</w:t>
+        <w:t xml:space="preserve"> Preparem-se para o cerco; ajuntem água; reforcem as fortalezas; façam tijolos para consertar os muros; cavem buracos, amassem o barro e coloquem a massa nas formas.</w:t>
       </w:r>
     </w:p>
     <w:p>
@@ -1128,7 +1128,7 @@
         <w:rPr>
           <w:lang w:val="pt_PT" w:bidi="pt_PT"/>
         </w:rPr>
-        <w:t xml:space="preserve"> Porém, no meio dos preparativos, o fogo os devorará; a espada os matará; o inimigo os consumirá como gafanhotos que comem tudo diante de si; ainda que vocês se multipliquem como gafanhotos devastadores e peregrinos, não haverá como resistir.</w:t>
+        <w:t xml:space="preserve"> Porém, no meio dos preparativos, o fogo os devorará; a espada os matará; o inimigo os consumirá como gafanhotos que comem tudo o que veem pela frente; ainda que vocês se multipliquem como gafanhotos devastadores e peregrinos, não haverá como resistir.</w:t>
       </w:r>
     </w:p>
     <w:p>
@@ -1149,7 +1149,7 @@
         <w:rPr>
           <w:lang w:val="pt_PT" w:bidi="pt_PT"/>
         </w:rPr>
-        <w:t xml:space="preserve"> Seus comerciantes, numerosos como as estrelas do céu, encheram a cidade de riquezas sem conta; mas o inimigo virá como gafanhotos devastadores, devorará tudo e depois voará para longe.</w:t>
+        <w:t xml:space="preserve"> Seus comerciantes se tornaram mais numerosos que as estrelas do céu; mas, como gafanhotos, devoram tudo e depois desaparecem voando.</w:t>
       </w:r>
     </w:p>
     <w:p>
@@ -1170,7 +1170,7 @@
         <w:rPr>
           <w:lang w:val="pt_PT" w:bidi="pt_PT"/>
         </w:rPr>
-        <w:t xml:space="preserve"> Seus príncipes e seus chefes se juntam como gafanhotos nas cercas de plantas no tempo do frio; mas, quando o sol se levanta e aquece a terra, eles voam e somem, e ninguém sabe para onde foram.</w:t>
+        <w:t xml:space="preserve"> Seus príncipes e seus generais se juntam como gafanhotos nas cercas de plantas no tempo do frio; mas, quando o sol se levanta e aquece a terra, eles voam e somem, e ninguém sabe para onde foram.</w:t>
       </w:r>
     </w:p>
     <w:p>
@@ -1191,7 +1191,7 @@
         <w:rPr>
           <w:lang w:val="pt_PT" w:bidi="pt_PT"/>
         </w:rPr>
-        <w:t xml:space="preserve"> Ó rei da Assíria, seus príncipes dormem no pó, e seus nobres também caíram; seu povo está espalhado pelos montes, e não há quem o reúna.</w:t>
+        <w:t xml:space="preserve"> Ó rei da Assíria, seus príncipes estão mortos no pó, e seus nobres também morreram; seu povo está espalhado pelos montes, e não há quem o reúna.</w:t>
       </w:r>
     </w:p>
     <w:p>
